--- a/GeneratedFiles/მითითების ნიმუში 5ა.docx
+++ b/GeneratedFiles/მითითების ნიმუში 5ა.docx
@@ -8,12 +8,12 @@
       </w:pPr>
       <w:r>
         <w:rPr>
-          <w:rFonts w:ascii="calibri"/>
+          <w:rFonts w:ascii="Roboto"/>
           <w:b/>
-          <w:i/>
+          <w:color w:val="000000"/>
           <w:sz w:val="32"/>
         </w:rPr>
-        <w:t xml:space="preserve">sa</w:t>
+        <w:t xml:space="preserve">განცხადება </w:t>
       </w:r>
       <w:r>
         <w:rPr>
@@ -21,7 +21,7 @@
           <w:b/>
           <w:sz w:val="32"/>
         </w:rPr>
-        <w:t xml:space="preserve">cs</w:t>
+        <w:t xml:space="preserve">c</w:t>
       </w:r>
     </w:p>
     <w:p>
@@ -29,7 +29,64 @@
         <w:jc w:val="left"/>
       </w:pPr>
       <w:r>
-        <w:rPr/>
+        <w:rPr>
+          <w:rFonts w:ascii="calibri"/>
+          <w:b/>
+          <w:sz w:val="32"/>
+        </w:rPr>
+        <w:t xml:space="preserve">სახელი და გვარი: </w:t>
+      </w:r>
+      <w:r>
+        <w:rPr>
+          <w:rFonts w:ascii="calibri"/>
+          <w:b/>
+          <w:color w:val="E72323"/>
+          <w:sz w:val="32"/>
+        </w:rPr>
+        <w:t xml:space="preserve"/>
+      </w:r>
+    </w:p>
+    <w:p>
+      <w:pPr>
+        <w:jc w:val="left"/>
+      </w:pPr>
+      <w:r>
+        <w:rPr>
+          <w:rFonts w:ascii="Calibri"/>
+          <w:b/>
+          <w:color w:val="141414"/>
+          <w:sz w:val="32"/>
+        </w:rPr>
+        <w:t xml:space="preserve">პირადი ნომერი: </w:t>
+      </w:r>
+      <w:r>
+        <w:rPr>
+          <w:rFonts w:ascii="calibri"/>
+          <w:b/>
+          <w:sz w:val="32"/>
+        </w:rPr>
+        <w:t xml:space="preserve"/>
+      </w:r>
+    </w:p>
+    <w:p>
+      <w:pPr>
+        <w:jc w:val="left"/>
+      </w:pPr>
+      <w:r>
+        <w:rPr>
+          <w:rFonts w:ascii="Calibri"/>
+          <w:b/>
+          <w:color w:val="141414"/>
+          <w:sz w:val="32"/>
+        </w:rPr>
+        <w:t xml:space="preserve">ტელეფონის ნომერი: </w:t>
+      </w:r>
+      <w:r>
+        <w:rPr>
+          <w:rFonts w:ascii="calibri"/>
+          <w:b/>
+          <w:sz w:val="32"/>
+        </w:rPr>
         <w:t xml:space="preserve"/>
       </w:r>
     </w:p>

--- a/GeneratedFiles/მითითების ნიმუში 5ა.docx
+++ b/GeneratedFiles/მითითების ნიმუში 5ა.docx
@@ -21,7 +21,7 @@
           <w:b/>
           <w:sz w:val="32"/>
         </w:rPr>
-        <w:t xml:space="preserve">c</w:t>
+        <w:t xml:space="preserve"/>
       </w:r>
     </w:p>
     <w:p>
